--- a/public/resume/cv-data.docx
+++ b/public/resume/cv-data.docx
@@ -33,7 +33,7 @@
         </w:rPr>
         <w:t xml:space="preserve">✉ </w:t>
       </w:r>
-      <w:hyperlink w:history="1" r:id="rIdpsp3_bjd0hqtvbg3dui7h">
+      <w:hyperlink w:history="1" r:id="rIdy31qawv18ess6kdngm4nk">
         <w:r>
           <w:rPr>
             <w:rFonts w:ascii="Calibri" w:cs="Calibri" w:eastAsia="Calibri" w:hAnsi="Calibri"/>
@@ -63,7 +63,7 @@
         </w:rPr>
         <w:t xml:space="preserve">• </w:t>
       </w:r>
-      <w:hyperlink w:history="1" r:id="rIdwr2ym1sfwf0wpfsbokblt">
+      <w:hyperlink w:history="1" r:id="rIdgjuz5aubawxpb5zrkjvww">
         <w:r>
           <w:rPr>
             <w:rFonts w:ascii="Calibri" w:cs="Calibri" w:eastAsia="Calibri" w:hAnsi="Calibri"/>
@@ -93,7 +93,7 @@
         </w:rPr>
         <w:t xml:space="preserve">⁠in </w:t>
       </w:r>
-      <w:hyperlink w:history="1" r:id="rIdtyy9t4bvt_fc-uwwte8r6">
+      <w:hyperlink w:history="1" r:id="rId-pyai-6aolm5g31yzmbha">
         <w:r>
           <w:rPr>
             <w:rFonts w:ascii="Calibri" w:cs="Calibri" w:eastAsia="Calibri" w:hAnsi="Calibri"/>
@@ -123,7 +123,7 @@
         </w:rPr>
         <w:t xml:space="preserve">◔ </w:t>
       </w:r>
-      <w:hyperlink w:history="1" r:id="rIduxcqa_uvmuwn6mkcntwvh">
+      <w:hyperlink w:history="1" r:id="rIducxgtkxxdun25z2fgbsn3">
         <w:r>
           <w:rPr>
             <w:rFonts w:ascii="Calibri" w:cs="Calibri" w:eastAsia="Calibri" w:hAnsi="Calibri"/>
@@ -153,7 +153,7 @@
         </w:rPr>
         <w:t xml:space="preserve">Ⓘ </w:t>
       </w:r>
-      <w:hyperlink w:history="1" r:id="rId09dcrzoiq2tecwy95asix">
+      <w:hyperlink w:history="1" r:id="rIdpsynmjscgh2debp95cc2n">
         <w:r>
           <w:rPr>
             <w:rFonts w:ascii="Calibri" w:cs="Calibri" w:eastAsia="Calibri" w:hAnsi="Calibri"/>
@@ -716,7 +716,7 @@
         </w:rPr>
         <w:t xml:space="preserve">   </w:t>
       </w:r>
-      <w:hyperlink w:history="1" r:id="rIddcnhaa6zyqfvc84xaqzw-">
+      <w:hyperlink w:history="1" r:id="rIdvhxtwn2qoo2ywqj422fjw">
         <w:r>
           <w:rPr>
             <w:rFonts w:ascii="Calibri" w:cs="Calibri" w:eastAsia="Calibri" w:hAnsi="Calibri"/>
@@ -744,7 +744,7 @@
         </w:rPr>
         <w:t xml:space="preserve">| </w:t>
       </w:r>
-      <w:hyperlink w:history="1" r:id="rIdv3isd1qowlske_fz4zekg">
+      <w:hyperlink w:history="1" r:id="rIdq7jr_qlxbkrd04mrz3fj6">
         <w:r>
           <w:rPr>
             <w:rFonts w:ascii="Calibri" w:cs="Calibri" w:eastAsia="Calibri" w:hAnsi="Calibri"/>
@@ -772,7 +772,7 @@
         </w:rPr>
         <w:t xml:space="preserve">| </w:t>
       </w:r>
-      <w:hyperlink w:history="1" r:id="rIdp5k9yy7nbzhzscxa7es_p">
+      <w:hyperlink w:history="1" r:id="rIdbn0sek8ezdhttzqgbfrjq">
         <w:r>
           <w:rPr>
             <w:rFonts w:ascii="Calibri" w:cs="Calibri" w:eastAsia="Calibri" w:hAnsi="Calibri"/>
@@ -1125,7 +1125,7 @@
         </w:rPr>
         <w:t xml:space="preserve">   </w:t>
       </w:r>
-      <w:hyperlink w:history="1" r:id="rIdi8wwbm_pjilnqfbenry2r">
+      <w:hyperlink w:history="1" r:id="rIdiwbhbs6dlylhmo2wtel_8">
         <w:r>
           <w:rPr>
             <w:rFonts w:ascii="Calibri" w:cs="Calibri" w:eastAsia="Calibri" w:hAnsi="Calibri"/>
@@ -1153,7 +1153,7 @@
         </w:rPr>
         <w:t xml:space="preserve">| </w:t>
       </w:r>
-      <w:hyperlink w:history="1" r:id="rIdb7vszxltb-arxqosvhotd">
+      <w:hyperlink w:history="1" r:id="rIdnha--040yyeo9cpc2obn9">
         <w:r>
           <w:rPr>
             <w:rFonts w:ascii="Calibri" w:cs="Calibri" w:eastAsia="Calibri" w:hAnsi="Calibri"/>
@@ -1181,7 +1181,7 @@
         </w:rPr>
         <w:t xml:space="preserve">| </w:t>
       </w:r>
-      <w:hyperlink w:history="1" r:id="rId_cinfnyj03sc4zxo7hqib">
+      <w:hyperlink w:history="1" r:id="rIdtxrwujyzffe4ghrkcnqjc">
         <w:r>
           <w:rPr>
             <w:rFonts w:ascii="Calibri" w:cs="Calibri" w:eastAsia="Calibri" w:hAnsi="Calibri"/>
@@ -1348,7 +1348,7 @@
         </w:rPr>
         <w:t xml:space="preserve">   </w:t>
       </w:r>
-      <w:hyperlink w:history="1" r:id="rIdgtvvh7ry_q8fnwgixepbk">
+      <w:hyperlink w:history="1" r:id="rIdcxkgkesuykziq39blmr-u">
         <w:r>
           <w:rPr>
             <w:rFonts w:ascii="Calibri" w:cs="Calibri" w:eastAsia="Calibri" w:hAnsi="Calibri"/>
@@ -1376,7 +1376,7 @@
         </w:rPr>
         <w:t xml:space="preserve">| </w:t>
       </w:r>
-      <w:hyperlink w:history="1" r:id="rIdwnhfowubtawasbqtx1ii_">
+      <w:hyperlink w:history="1" r:id="rIdkfjipazxk7v5dsruxltin">
         <w:r>
           <w:rPr>
             <w:rFonts w:ascii="Calibri" w:cs="Calibri" w:eastAsia="Calibri" w:hAnsi="Calibri"/>
@@ -1509,7 +1509,7 @@
         </w:rPr>
         <w:t xml:space="preserve">   </w:t>
       </w:r>
-      <w:hyperlink w:history="1" r:id="rIdyi7ossc2-kqrk73vr4yih">
+      <w:hyperlink w:history="1" r:id="rId4vaxrmxfqv1-5ro-nxfhq">
         <w:r>
           <w:rPr>
             <w:rFonts w:ascii="Calibri" w:cs="Calibri" w:eastAsia="Calibri" w:hAnsi="Calibri"/>
@@ -1537,7 +1537,7 @@
         </w:rPr>
         <w:t xml:space="preserve">| </w:t>
       </w:r>
-      <w:hyperlink w:history="1" r:id="rIdyn8cumea-rngbwj5ugkrw">
+      <w:hyperlink w:history="1" r:id="rIdg6hvq9zjzyoxqieuqul7y">
         <w:r>
           <w:rPr>
             <w:rFonts w:ascii="Calibri" w:cs="Calibri" w:eastAsia="Calibri" w:hAnsi="Calibri"/>
@@ -1666,7 +1666,7 @@
         </w:rPr>
         <w:t xml:space="preserve">   </w:t>
       </w:r>
-      <w:hyperlink w:history="1" r:id="rIdhjes6jogda1j74b4fgmlt">
+      <w:hyperlink w:history="1" r:id="rIdedmhl_-jbekxzqk0ltcbk">
         <w:r>
           <w:rPr>
             <w:rFonts w:ascii="Calibri" w:cs="Calibri" w:eastAsia="Calibri" w:hAnsi="Calibri"/>
@@ -1816,7 +1816,7 @@
         </w:rPr>
         <w:t xml:space="preserve">   </w:t>
       </w:r>
-      <w:hyperlink w:history="1" r:id="rIdiqqyzgq5b9m0wwvf_ihhl">
+      <w:hyperlink w:history="1" r:id="rIdkqjtuli1ndmhwjym8lfex">
         <w:r>
           <w:rPr>
             <w:rFonts w:ascii="Calibri" w:cs="Calibri" w:eastAsia="Calibri" w:hAnsi="Calibri"/>
@@ -2592,7 +2592,7 @@
         </w:rPr>
         <w:t xml:space="preserve">   </w:t>
       </w:r>
-      <w:hyperlink w:history="1" r:id="rIdnyna6lobabccovhavg_s2">
+      <w:hyperlink w:history="1" r:id="rId3aawxi6jnf0bldbuotzij">
         <w:r>
           <w:rPr>
             <w:rFonts w:ascii="Calibri" w:cs="Calibri" w:eastAsia="Calibri" w:hAnsi="Calibri"/>
@@ -2620,7 +2620,7 @@
         </w:rPr>
         <w:t xml:space="preserve">| </w:t>
       </w:r>
-      <w:hyperlink w:history="1" r:id="rIdqyktkceqc89fywonal16e">
+      <w:hyperlink w:history="1" r:id="rIdwgqj1l8kpdl22uroebkvc">
         <w:r>
           <w:rPr>
             <w:rFonts w:ascii="Calibri" w:cs="Calibri" w:eastAsia="Calibri" w:hAnsi="Calibri"/>

--- a/public/resume/cv-data.docx
+++ b/public/resume/cv-data.docx
@@ -33,7 +33,7 @@
         </w:rPr>
         <w:t xml:space="preserve">✉ </w:t>
       </w:r>
-      <w:hyperlink w:history="1" r:id="rIdy31qawv18ess6kdngm4nk">
+      <w:hyperlink w:history="1" r:id="rIdkl28kang5_lgyu5p3q_vq">
         <w:r>
           <w:rPr>
             <w:rFonts w:ascii="Calibri" w:cs="Calibri" w:eastAsia="Calibri" w:hAnsi="Calibri"/>
@@ -63,7 +63,7 @@
         </w:rPr>
         <w:t xml:space="preserve">• </w:t>
       </w:r>
-      <w:hyperlink w:history="1" r:id="rIdgjuz5aubawxpb5zrkjvww">
+      <w:hyperlink w:history="1" r:id="rIduhqf5mibyrywkyhiwtonr">
         <w:r>
           <w:rPr>
             <w:rFonts w:ascii="Calibri" w:cs="Calibri" w:eastAsia="Calibri" w:hAnsi="Calibri"/>
@@ -93,7 +93,7 @@
         </w:rPr>
         <w:t xml:space="preserve">⁠in </w:t>
       </w:r>
-      <w:hyperlink w:history="1" r:id="rId-pyai-6aolm5g31yzmbha">
+      <w:hyperlink w:history="1" r:id="rIdewvxpuwfzyaquwdj_786w">
         <w:r>
           <w:rPr>
             <w:rFonts w:ascii="Calibri" w:cs="Calibri" w:eastAsia="Calibri" w:hAnsi="Calibri"/>
@@ -123,7 +123,7 @@
         </w:rPr>
         <w:t xml:space="preserve">◔ </w:t>
       </w:r>
-      <w:hyperlink w:history="1" r:id="rIducxgtkxxdun25z2fgbsn3">
+      <w:hyperlink w:history="1" r:id="rIdyezwj_6qoix47ovrasjsv">
         <w:r>
           <w:rPr>
             <w:rFonts w:ascii="Calibri" w:cs="Calibri" w:eastAsia="Calibri" w:hAnsi="Calibri"/>
@@ -153,7 +153,7 @@
         </w:rPr>
         <w:t xml:space="preserve">Ⓘ </w:t>
       </w:r>
-      <w:hyperlink w:history="1" r:id="rIdpsynmjscgh2debp95cc2n">
+      <w:hyperlink w:history="1" r:id="rIdf5dn9up7s5000gue1yasy">
         <w:r>
           <w:rPr>
             <w:rFonts w:ascii="Calibri" w:cs="Calibri" w:eastAsia="Calibri" w:hAnsi="Calibri"/>
@@ -716,7 +716,7 @@
         </w:rPr>
         <w:t xml:space="preserve">   </w:t>
       </w:r>
-      <w:hyperlink w:history="1" r:id="rIdvhxtwn2qoo2ywqj422fjw">
+      <w:hyperlink w:history="1" r:id="rIdyiyt_rdbfal--4pb70-3r">
         <w:r>
           <w:rPr>
             <w:rFonts w:ascii="Calibri" w:cs="Calibri" w:eastAsia="Calibri" w:hAnsi="Calibri"/>
@@ -744,7 +744,7 @@
         </w:rPr>
         <w:t xml:space="preserve">| </w:t>
       </w:r>
-      <w:hyperlink w:history="1" r:id="rIdq7jr_qlxbkrd04mrz3fj6">
+      <w:hyperlink w:history="1" r:id="rId0wgfkoomwgxw0inumafom">
         <w:r>
           <w:rPr>
             <w:rFonts w:ascii="Calibri" w:cs="Calibri" w:eastAsia="Calibri" w:hAnsi="Calibri"/>
@@ -772,7 +772,7 @@
         </w:rPr>
         <w:t xml:space="preserve">| </w:t>
       </w:r>
-      <w:hyperlink w:history="1" r:id="rIdbn0sek8ezdhttzqgbfrjq">
+      <w:hyperlink w:history="1" r:id="rIdnjj5lonm-c6qtok36dt82">
         <w:r>
           <w:rPr>
             <w:rFonts w:ascii="Calibri" w:cs="Calibri" w:eastAsia="Calibri" w:hAnsi="Calibri"/>
@@ -1125,7 +1125,7 @@
         </w:rPr>
         <w:t xml:space="preserve">   </w:t>
       </w:r>
-      <w:hyperlink w:history="1" r:id="rIdiwbhbs6dlylhmo2wtel_8">
+      <w:hyperlink w:history="1" r:id="rIdwvcnfpzw9vv2lph7iwby4">
         <w:r>
           <w:rPr>
             <w:rFonts w:ascii="Calibri" w:cs="Calibri" w:eastAsia="Calibri" w:hAnsi="Calibri"/>
@@ -1153,7 +1153,7 @@
         </w:rPr>
         <w:t xml:space="preserve">| </w:t>
       </w:r>
-      <w:hyperlink w:history="1" r:id="rIdnha--040yyeo9cpc2obn9">
+      <w:hyperlink w:history="1" r:id="rIdzoplydq_4ao7tpmksvrg1">
         <w:r>
           <w:rPr>
             <w:rFonts w:ascii="Calibri" w:cs="Calibri" w:eastAsia="Calibri" w:hAnsi="Calibri"/>
@@ -1181,7 +1181,7 @@
         </w:rPr>
         <w:t xml:space="preserve">| </w:t>
       </w:r>
-      <w:hyperlink w:history="1" r:id="rIdtxrwujyzffe4ghrkcnqjc">
+      <w:hyperlink w:history="1" r:id="rIdeckvxvwqs4ok06lhgkf4t">
         <w:r>
           <w:rPr>
             <w:rFonts w:ascii="Calibri" w:cs="Calibri" w:eastAsia="Calibri" w:hAnsi="Calibri"/>
@@ -1348,7 +1348,7 @@
         </w:rPr>
         <w:t xml:space="preserve">   </w:t>
       </w:r>
-      <w:hyperlink w:history="1" r:id="rIdcxkgkesuykziq39blmr-u">
+      <w:hyperlink w:history="1" r:id="rIdh26hdggxhkz8aeu-z0auc">
         <w:r>
           <w:rPr>
             <w:rFonts w:ascii="Calibri" w:cs="Calibri" w:eastAsia="Calibri" w:hAnsi="Calibri"/>
@@ -1376,7 +1376,7 @@
         </w:rPr>
         <w:t xml:space="preserve">| </w:t>
       </w:r>
-      <w:hyperlink w:history="1" r:id="rIdkfjipazxk7v5dsruxltin">
+      <w:hyperlink w:history="1" r:id="rIddrel6p-usfnmvnjhbzfqm">
         <w:r>
           <w:rPr>
             <w:rFonts w:ascii="Calibri" w:cs="Calibri" w:eastAsia="Calibri" w:hAnsi="Calibri"/>
@@ -1509,7 +1509,7 @@
         </w:rPr>
         <w:t xml:space="preserve">   </w:t>
       </w:r>
-      <w:hyperlink w:history="1" r:id="rId4vaxrmxfqv1-5ro-nxfhq">
+      <w:hyperlink w:history="1" r:id="rIdwvvekisy1bwemdhoforol">
         <w:r>
           <w:rPr>
             <w:rFonts w:ascii="Calibri" w:cs="Calibri" w:eastAsia="Calibri" w:hAnsi="Calibri"/>
@@ -1537,7 +1537,7 @@
         </w:rPr>
         <w:t xml:space="preserve">| </w:t>
       </w:r>
-      <w:hyperlink w:history="1" r:id="rIdg6hvq9zjzyoxqieuqul7y">
+      <w:hyperlink w:history="1" r:id="rIdoaijzrnwzzgwfmxj9uiwp">
         <w:r>
           <w:rPr>
             <w:rFonts w:ascii="Calibri" w:cs="Calibri" w:eastAsia="Calibri" w:hAnsi="Calibri"/>
@@ -1666,7 +1666,7 @@
         </w:rPr>
         <w:t xml:space="preserve">   </w:t>
       </w:r>
-      <w:hyperlink w:history="1" r:id="rIdedmhl_-jbekxzqk0ltcbk">
+      <w:hyperlink w:history="1" r:id="rIdfccuvwdwpzf3ufteyzrpr">
         <w:r>
           <w:rPr>
             <w:rFonts w:ascii="Calibri" w:cs="Calibri" w:eastAsia="Calibri" w:hAnsi="Calibri"/>
@@ -1816,7 +1816,7 @@
         </w:rPr>
         <w:t xml:space="preserve">   </w:t>
       </w:r>
-      <w:hyperlink w:history="1" r:id="rIdkqjtuli1ndmhwjym8lfex">
+      <w:hyperlink w:history="1" r:id="rIdrimn3e7h7-5-tgm53ppnb">
         <w:r>
           <w:rPr>
             <w:rFonts w:ascii="Calibri" w:cs="Calibri" w:eastAsia="Calibri" w:hAnsi="Calibri"/>
@@ -2592,7 +2592,7 @@
         </w:rPr>
         <w:t xml:space="preserve">   </w:t>
       </w:r>
-      <w:hyperlink w:history="1" r:id="rId3aawxi6jnf0bldbuotzij">
+      <w:hyperlink w:history="1" r:id="rIdpfsli8xzxaeyzaqosdggi">
         <w:r>
           <w:rPr>
             <w:rFonts w:ascii="Calibri" w:cs="Calibri" w:eastAsia="Calibri" w:hAnsi="Calibri"/>
@@ -2620,7 +2620,7 @@
         </w:rPr>
         <w:t xml:space="preserve">| </w:t>
       </w:r>
-      <w:hyperlink w:history="1" r:id="rIdwgqj1l8kpdl22uroebkvc">
+      <w:hyperlink w:history="1" r:id="rIdr32odkgr9rq0euyc_9jqf">
         <w:r>
           <w:rPr>
             <w:rFonts w:ascii="Calibri" w:cs="Calibri" w:eastAsia="Calibri" w:hAnsi="Calibri"/>
